--- a/Assignment-06/DOL_06_Samartha_Shrestha(23070122189).docx
+++ b/Assignment-06/DOL_06_Samartha_Shrestha(23070122189).docx
@@ -1591,7 +1591,7 @@
                 <w:rFonts w:ascii="Times New Roman" w:eastAsia="Times New Roman" w:hAnsi="Times New Roman" w:cs="Times New Roman"/>
                 <w:color w:val="000000"/>
               </w:rPr>
-              <w:t>git url: 'https://github.com/riavinod10/</w:t>
+              <w:t>git url: 'https://github.com/Samartha120/</w:t>
             </w:r>
             <w:proofErr w:type="spellStart"/>
             <w:r>
@@ -1599,7 +1599,7 @@
                 <w:rFonts w:ascii="Times New Roman" w:eastAsia="Times New Roman" w:hAnsi="Times New Roman" w:cs="Times New Roman"/>
                 <w:color w:val="000000"/>
               </w:rPr>
-              <w:t>devops</w:t>
+              <w:t>Devops-lab-Assignment</w:t>
             </w:r>
             <w:proofErr w:type="spellEnd"/>
             <w:r>
@@ -1607,7 +1607,7 @@
                 <w:rFonts w:ascii="Times New Roman" w:eastAsia="Times New Roman" w:hAnsi="Times New Roman" w:cs="Times New Roman"/>
                 <w:color w:val="000000"/>
               </w:rPr>
-              <w:t xml:space="preserve">-lab', branch: 'main' – Checks out the source code from the specified GitHub repository. </w:t>
+              <w:t xml:space="preserve">', branch: 'main' – Checks out the source code from the specified GitHub repository. </w:t>
             </w:r>
           </w:p>
           <w:p>
